--- a/01_POLITICAS/D02 Política de Clasificación de la Información.docx
+++ b/01_POLITICAS/D02 Política de Clasificación de la Información.docx
@@ -8153,6 +8153,19 @@
           <w:lang w:val="es-ES"/>
         </w:rPr>
       </w:pPr>
+    </w:p>
+    <w:p>
+      <w:pPr>
+        <w:pStyle w:val="Ttol2"/>
+      </w:pPr>
+      <w:r>
+        <w:t>Tratamiento de información clasificada mediante IA</w:t>
+      </w:r>
+    </w:p>
+    <w:p>
+      <w:r>
+        <w:t>La información clasificada como confidencial o sensible solo podrá ser tratada mediante sistemas de inteligencia artificial cuando dicho tratamiento se realice conforme a la política POL-IA-EXT-ENS-M, que define las condiciones, limitaciones y controles aplicables al uso de inferencia multimodal sobre este tipo de información.</w:t>
+      </w:r>
     </w:p>
     <w:sectPr>
       <w:pgSz w:w="16840" w:h="11900" w:orient="landscape"/>
